--- a/src/main/resources/templates/Hoadon.docx
+++ b/src/main/resources/templates/Hoadon.docx
@@ -331,7 +331,7 @@
                   <w:rPr>
                     <w:rFonts w:ascii="Times New Roman" w:hAnsi="Times New Roman" w:cs="Times New Roman"/>
                   </w:rPr>
-                  <w:t>65</w:t>
+                  <w:t>67</w:t>
                 </w:r>
               </w:sdtContent>
             </w:sdt>
@@ -377,7 +377,7 @@
                   <w:rPr>
                     <w:rFonts w:ascii="Times New Roman" w:hAnsi="Times New Roman" w:cs="Times New Roman"/>
                   </w:rPr>
-                  <w:t>2025-10-03</w:t>
+                  <w:t>2025-11-21</w:t>
                 </w:r>
               </w:sdtContent>
             </w:sdt>
@@ -575,7 +575,7 @@
               <w:rPr>
                 <w:rFonts w:ascii="Times New Roman" w:hAnsi="Times New Roman" w:cs="Times New Roman"/>
               </w:rPr>
-              <w:t>Long Bùi Thanh</w:t>
+              <w:t>Quan Bui</w:t>
             </w:r>
             <w:r>
               <w:rPr>
@@ -593,7 +593,7 @@
               <w:rPr>
                 <w:rFonts w:ascii="Times New Roman" w:hAnsi="Times New Roman" w:cs="Times New Roman"/>
               </w:rPr>
-              <w:t>0912321312</w:t>
+              <w:t>0123456789</w:t>
             </w:r>
           </w:p>
         </w:tc>
